--- a/毕业论文修改版-王赛.docx
+++ b/毕业论文修改版-王赛.docx
@@ -6009,7 +6009,18 @@
           <w:sz w:val="21"/>
           <w:szCs w:val="21"/>
         </w:rPr>
-        <w:t>论文聚焦基于Vue3与Uniapp的移动端游戏陪玩系统设计与实现，围绕用户、陪玩、管理员三类角色展开功能架构研究。针对用户需求，设计多维度陪玩筛选机制与订单全生命周期管理流程，涵盖从浏览、下单到支付、评价的完整闭环，同时支持用户申请成为陪玩并提交资质审核。陪玩端侧重服务效率优化，通过接单管理模块实现订单实时追踪与状态更新，个人中心集成收益统计与服务评价反馈功能。管理员后台构建数据驱动的运维体系，仪表盘可视化展示关键运营指标，用户管理、游戏分类、订单处理模块支持批量操作与异常预警，资金结算模块自动化计算平台佣金，陪玩审核流程嵌入资质验证与信誉评估机制。系统采用前后端分离架构，前端基于Vue3响应式特性提升交互体验，后端Node.js结合MySQL保障数据高效存取，最终形成一套高可用、易扩展的游戏陪玩服务解决方案。</w:t>
+        <w:t>论文聚焦基于Vue3与Uniapp的移动端游戏陪玩系统设计与实现，围绕用户、陪玩、管理员三类角色展开功能架构研究。针对用户需求，设计多维度陪玩筛选机制与订单全生命周期管理流程，涵盖从浏览、下单到支付、评价的完整闭环，同时支持用户申请成为陪玩并提交资质审核。陪玩端侧重服务效率优化，通过接单管理模块实现订单实时追踪与状态更新，个人中心集成收益统计与服务评价反馈功能。管理员后台构建数据驱动的运维体系，仪表盘可视化展示关键运营指标，用户管理、游戏分类、订单处理模块支持操作与异常预警，资金结算模块自动化计算平台佣金，陪玩审核流程嵌入资质验证与信誉评估机制。系统采用前后端分离架构，前端基于Vue3响应式特性提升交互体验，后端Node.js结合MySQL</w:t>
+      </w:r>
+      <w:bookmarkStart w:id="78" w:name="_GoBack"/>
+      <w:bookmarkEnd w:id="78"/>
+      <w:r>
+        <w:rPr>
+          <w:rFonts w:hint="default" w:ascii="宋体"/>
+          <w:color w:val="auto"/>
+          <w:sz w:val="21"/>
+          <w:szCs w:val="21"/>
+        </w:rPr>
+        <w:t>保障数据高效存取，最终形成一套高可用、易扩展的游戏陪玩服务解决方案。</w:t>
       </w:r>
     </w:p>
     <w:p>
@@ -7260,27 +7271,26 @@
           <w:sz w:val="21"/>
           <w:szCs w:val="21"/>
         </w:rPr>
-        <w:t>系统界面设计遵循移动端交互规范，操作流程简洁直观。</w:t>
+        <w:t>系统界面设计遵循移</w:t>
+      </w:r>
+      <w:r>
+        <w:rPr>
+          <w:rFonts w:hint="default" w:ascii="宋体"/>
+          <w:color w:val="auto"/>
+          <w:sz w:val="21"/>
+          <w:szCs w:val="21"/>
+        </w:rPr>
+        <w:t>动端交互规范，操作流程简洁直观。</w:t>
       </w:r>
       <w:r>
         <w:rPr>
           <w:rFonts w:ascii="宋体" w:hAnsi="宋体" w:eastAsia="宋体" w:cs="宋体"/>
           <w:kern w:val="0"/>
-          <w:sz w:val="24"/>
-          <w:szCs w:val="24"/>
+          <w:sz w:val="21"/>
+          <w:szCs w:val="21"/>
           <w:lang w:val="en-US" w:eastAsia="zh-CN" w:bidi="ar"/>
         </w:rPr>
-        <w:t>用户通过昵称密码登录后，可快速浏览陪玩列表、查看详情并下单。系</w:t>
-      </w:r>
-      <w:r>
-        <w:rPr>
-          <w:rFonts w:ascii="宋体" w:hAnsi="宋体" w:eastAsia="宋体" w:cs="宋体"/>
-          <w:kern w:val="0"/>
-          <w:sz w:val="21"/>
-          <w:szCs w:val="21"/>
-          <w:lang w:val="en-US" w:eastAsia="zh-CN" w:bidi="ar"/>
-        </w:rPr>
-        <w:t>统采</w:t>
+        <w:t>用户通过昵称密码登录后，可快速浏览陪玩列表、查看详情并下单。系统采</w:t>
       </w:r>
       <w:r>
         <w:rPr>
@@ -7304,7 +7314,6 @@
           <w:kern w:val="0"/>
           <w:sz w:val="21"/>
           <w:szCs w:val="21"/>
-          <w:bdr w:val="none" w:color="auto" w:sz="0" w:space="0"/>
           <w:lang w:val="en-US" w:eastAsia="zh-CN" w:bidi="ar"/>
         </w:rPr>
         <w:t>虚拟支付模拟交易流程</w:t>
@@ -7329,7 +7338,17 @@
           <w:szCs w:val="21"/>
           <w:lang w:val="en-US" w:eastAsia="zh-CN" w:bidi="ar"/>
         </w:rPr>
-        <w:t>不接入真实支付接口，仅通过账户余额模拟支付过程，既满足功能演示需求，又保证系统安全合规。陪练端提供接单管理、服务评价等功能，操作门槛低、界面简洁易用。</w:t>
+        <w:t>不接入真实支付接口，仅通过账户余额模拟支付过程，既满足功</w:t>
+      </w:r>
+      <w:r>
+        <w:rPr>
+          <w:rFonts w:ascii="宋体" w:hAnsi="宋体" w:eastAsia="宋体" w:cs="宋体"/>
+          <w:kern w:val="0"/>
+          <w:sz w:val="21"/>
+          <w:szCs w:val="21"/>
+          <w:lang w:val="en-US" w:eastAsia="zh-CN" w:bidi="ar"/>
+        </w:rPr>
+        <w:t>能演示需求，又保证系统安全合规。陪练端提供接单管理、服务评价等功能，操作门槛低、界面简洁易用。</w:t>
       </w:r>
       <w:r>
         <w:rPr>
@@ -7512,7 +7531,27 @@
           <w:szCs w:val="21"/>
           <w:lang w:val="en-US" w:eastAsia="zh-CN"/>
         </w:rPr>
-        <w:t>快速登录注册，确保身份唯一性。主页展示热门陪玩列表，支持按游戏类型、价格、评分等条件筛选，并可查看陪玩详细信息。个人中心集成信息修改、密码重置功能，用户可申请成为陪玩并提交资质证明。订单列表按状态分类展示，支持订单详情查看与取消操作。下单流程需集成支付接口，用户选择陪玩、服务时长后完成支付，系统自动生成订单并</w:t>
+        <w:t>快速登录注册，确保身份唯一性。主页展示热门陪玩列表，支持按游戏类型、价格、评分等条件筛选，并可查看陪玩详细信息。个人中心集成信息修改、</w:t>
+      </w:r>
+      <w:r>
+        <w:rPr>
+          <w:rFonts w:hint="eastAsia" w:ascii="宋体"/>
+          <w:color w:val="auto"/>
+          <w:sz w:val="21"/>
+          <w:szCs w:val="21"/>
+          <w:lang w:val="en-US" w:eastAsia="zh-CN"/>
+        </w:rPr>
+        <w:t>信息展示,资金流水,退出登录</w:t>
+      </w:r>
+      <w:r>
+        <w:rPr>
+          <w:rFonts w:hint="default" w:ascii="宋体"/>
+          <w:color w:val="auto"/>
+          <w:sz w:val="21"/>
+          <w:szCs w:val="21"/>
+          <w:lang w:val="en-US" w:eastAsia="zh-CN"/>
+        </w:rPr>
+        <w:t>功能，用户可申请成为陪玩并提交资质证明。订单列表按状态分类展示，支持订单详情查看与取消操作。下单流程需集成支付接口，用户选择陪玩、服务时长后完成支付，系统自动生成订单并</w:t>
       </w:r>
       <w:r>
         <w:rPr>
@@ -7959,7 +7998,27 @@
           <w:szCs w:val="21"/>
           <w:lang w:val="en-US" w:eastAsia="zh-CN"/>
         </w:rPr>
-        <w:t>管理员通过专属后台登录，仪表盘以可视化图表展示用户增长、订单量、资金流水等核心数据。用户管理支持账号封禁、信息修改、权限调整。游戏管理模块维护游戏分类、标签库，确保陪玩技能与游戏类型精准匹配。订单管理涵盖订单查询、状态修改、异常处理，资金结算模块自动计算平台佣金与陪玩收益，支持手动调整与提现审核。陪玩审核流程需验证资质证明，审核通过后陪玩方可接单，确保服务质量与合规性。</w:t>
+        <w:t>管理员通过专属后台登录，仪表盘以可视化图表展示用户增长、订单量、资金流水等核心数据。用户管理支持账号封禁、信息修改、权限调整。游戏管理模块维护游戏分类、标签库，确保陪玩技能与游戏类型精准匹配。订单管理涵盖订单查询、状态修改、异常处理，资金结算模块自动计算陪玩收益，审核</w:t>
+      </w:r>
+      <w:r>
+        <w:rPr>
+          <w:rFonts w:hint="eastAsia" w:ascii="宋体"/>
+          <w:color w:val="auto"/>
+          <w:sz w:val="21"/>
+          <w:szCs w:val="21"/>
+          <w:lang w:val="en-US" w:eastAsia="zh-CN"/>
+        </w:rPr>
+        <w:t>退款申请</w:t>
+      </w:r>
+      <w:r>
+        <w:rPr>
+          <w:rFonts w:hint="default" w:ascii="宋体"/>
+          <w:color w:val="auto"/>
+          <w:sz w:val="21"/>
+          <w:szCs w:val="21"/>
+          <w:lang w:val="en-US" w:eastAsia="zh-CN"/>
+        </w:rPr>
+        <w:t>。陪玩审核流程需验证资质证明，审核通过后陪玩方可接单，确保服务质量与合规性。</w:t>
       </w:r>
       <w:r>
         <w:rPr>
@@ -8288,7 +8347,7 @@
           <w:szCs w:val="21"/>
           <w:lang w:val="en-US" w:eastAsia="zh-CN"/>
         </w:rPr>
-        <w:t>用户界面遵循移动端设计规范，操作路径简洁直观。新用户注册流程压缩至3步内；陪玩筛选提供多维度标签，用户可快速定位目标。个人中心采用卡片式布局，核心功能入口醒目。陪玩端接单操作简化，降低操作门槛。管理员后台通过可视化图表展示关键数据，支持批量操作与模糊搜索，提升运维效率。</w:t>
+        <w:t>用户界面遵循移动端设计规范，操作路径简洁直观。新用户注册流程压缩至3步内；陪玩筛选提供多维度标签，用户可快速定位目标。个人中心采用卡片式布局，核心功能入口醒目。陪玩端接单操作简化，降低操作门槛。管理员后台通过图表展示关键数据，支持操作与模糊搜索，提升运维效率。</w:t>
       </w:r>
     </w:p>
     <w:p>
@@ -8741,22 +8800,7 @@
             </w14:solidFill>
           </w14:textFill>
         </w:rPr>
-        <w:t>技</w:t>
-      </w:r>
-      <w:r>
-        <w:rPr>
-          <w:rFonts w:hint="eastAsia" w:ascii="宋体" w:hAnsi="宋体" w:eastAsia="宋体" w:cs="宋体"/>
-          <w:color w:val="000000" w:themeColor="text1"/>
-          <w:sz w:val="21"/>
-          <w:szCs w:val="21"/>
-          <w:lang w:val="en-US" w:eastAsia="zh-CN"/>
-          <w14:textFill>
-            <w14:solidFill>
-              <w14:schemeClr w14:val="tx1"/>
-            </w14:solidFill>
-          </w14:textFill>
-        </w:rPr>
-        <w:t>术实现异</w:t>
+        <w:t>技术实现异</w:t>
       </w:r>
       <w:r>
         <w:rPr>
@@ -8766,19 +8810,7 @@
           <w:szCs w:val="21"/>
           <w:lang w:val="en-US" w:eastAsia="zh-CN"/>
         </w:rPr>
-        <w:t>步数据请求，优化用户体验。业务层聚焦核心功能实现，涵盖用户、游戏、订单管理模块，同步嵌入资金结算与陪玩审核流程，保障业务逻辑严密执行。数据层通过存储过程、自定义函数等机制强化数据操作效率，事务管理确保数据一致性。系统选</w:t>
-      </w:r>
-      <w:bookmarkStart w:id="78" w:name="_GoBack"/>
-      <w:bookmarkEnd w:id="78"/>
-      <w:r>
-        <w:rPr>
-          <w:rFonts w:hint="default" w:ascii="宋体"/>
-          <w:color w:val="auto"/>
-          <w:sz w:val="21"/>
-          <w:szCs w:val="21"/>
-          <w:lang w:val="en-US" w:eastAsia="zh-CN"/>
-        </w:rPr>
-        <w:t>用MySQL作为数据存储载体，利用本地服务器作为运行环境，保障数据安全与快速访问。权限控制贯穿各层，日志记录全程追踪系统运行状态，为稳定运营提供双重保障，整体架构兼顾性能与实用性。</w:t>
+        <w:t>步数据请求，优化用户体验。业务层聚焦核心功能实现，涵盖用户、游戏、订单管理模块，同步嵌入资金结算与陪玩审核流程，保障业务逻辑严密执行。数据层通过存储过程、自定义函数等机制强化数据操作效率，事务管理确保数据一致性。系统选用MySQL作为数据存储载体，利用本地服务器作为运行环境，保障数据安全与快速访问。权限控制贯穿各层，日志记录全程追踪系统运行状态，为稳定运营提供双重保障，整体架构兼顾性能与实用性。</w:t>
       </w:r>
     </w:p>
     <w:p>
@@ -27637,7 +27669,7 @@
           <w:szCs w:val="21"/>
           <w:lang w:val="en-US" w:eastAsia="zh-CN"/>
         </w:rPr>
-        <w:t>个人中心是用户管理个人资料的专属空间。用户能在此修改昵称、头像、联系方式等信息，还能查看自己的积分、余额等状态。方便用户随时更新个人资料，掌握自身在平台的资产情况，提升使用体验。如图5.3所示。</w:t>
+        <w:t>个人中心是用户管理个人资料的专属空间。用户能在此修改昵称、头像、联系方式等信息，还能查看自己的粉丝、余额等状态。方便用户随时更新个人资料，掌握自身在平台的资产情况，提升使用体验。如图5.3所示。</w:t>
       </w:r>
     </w:p>
     <w:p>
@@ -29457,7 +29489,47 @@
           <w:szCs w:val="21"/>
           <w:lang w:val="en-US" w:eastAsia="zh-CN"/>
         </w:rPr>
-        <w:t>用户管理页面让管理员能够对平台用户信息进行全面管理。可查看、编辑、删除用户信息，处理用户反馈。通过有效管理，维护用户秩序，保障用户权益，营造良好的平台环境。如图5.13所示。</w:t>
+        <w:t>用户管理页面让管理员能够对平台用户信息进行全面管理。可查看、编辑</w:t>
+      </w:r>
+      <w:r>
+        <w:rPr>
+          <w:rFonts w:hint="eastAsia" w:ascii="宋体"/>
+          <w:color w:val="auto"/>
+          <w:sz w:val="21"/>
+          <w:szCs w:val="21"/>
+          <w:lang w:val="en-US" w:eastAsia="zh-CN"/>
+        </w:rPr>
+        <w:t>用户信息</w:t>
+      </w:r>
+      <w:r>
+        <w:rPr>
+          <w:rFonts w:hint="eastAsia" w:ascii="宋体"/>
+          <w:color w:val="auto"/>
+          <w:sz w:val="21"/>
+          <w:szCs w:val="21"/>
+          <w:lang w:val="en-US" w:eastAsia="zh-CN"/>
+        </w:rPr>
+        <w:t>、禁用</w:t>
+      </w:r>
+      <w:r>
+        <w:rPr>
+          <w:rFonts w:hint="eastAsia" w:ascii="宋体"/>
+          <w:color w:val="auto"/>
+          <w:sz w:val="21"/>
+          <w:szCs w:val="21"/>
+          <w:lang w:val="en-US" w:eastAsia="zh-CN"/>
+        </w:rPr>
+        <w:t>、启用用户账号</w:t>
+      </w:r>
+      <w:r>
+        <w:rPr>
+          <w:rFonts w:hint="eastAsia" w:ascii="宋体"/>
+          <w:color w:val="auto"/>
+          <w:sz w:val="21"/>
+          <w:szCs w:val="21"/>
+          <w:lang w:val="en-US" w:eastAsia="zh-CN"/>
+        </w:rPr>
+        <w:t>，处理用户反馈。通过有效管理，维护用户秩序，保障用户权益，营造良好的平台环境。如图5.13所示。</w:t>
       </w:r>
     </w:p>
     <w:p>
@@ -29490,9 +29562,9 @@
       <w:r>
         <w:drawing>
           <wp:inline distT="0" distB="0" distL="114300" distR="114300">
-            <wp:extent cx="5273040" cy="2967990"/>
-            <wp:effectExtent l="0" t="0" r="10160" b="3810"/>
-            <wp:docPr id="20" name="图片 11"/>
+            <wp:extent cx="5270500" cy="2785110"/>
+            <wp:effectExtent l="0" t="0" r="12700" b="8890"/>
+            <wp:docPr id="1" name="图片 3"/>
             <wp:cNvGraphicFramePr>
               <a:graphicFrameLocks xmlns:a="http://schemas.openxmlformats.org/drawingml/2006/main" noChangeAspect="1"/>
             </wp:cNvGraphicFramePr>
@@ -29500,7 +29572,7 @@
               <a:graphicData uri="http://schemas.openxmlformats.org/drawingml/2006/picture">
                 <pic:pic xmlns:pic="http://schemas.openxmlformats.org/drawingml/2006/picture">
                   <pic:nvPicPr>
-                    <pic:cNvPr id="20" name="图片 11"/>
+                    <pic:cNvPr id="1" name="图片 3"/>
                     <pic:cNvPicPr>
                       <a:picLocks noChangeAspect="1"/>
                     </pic:cNvPicPr>
@@ -29514,7 +29586,7 @@
                   <pic:spPr>
                     <a:xfrm>
                       <a:off x="0" y="0"/>
-                      <a:ext cx="5273040" cy="2967990"/>
+                      <a:ext cx="5270500" cy="2785110"/>
                     </a:xfrm>
                     <a:prstGeom prst="rect">
                       <a:avLst/>
@@ -29831,7 +29903,7 @@
           <w:szCs w:val="21"/>
           <w:lang w:val="en-US" w:eastAsia="zh-CN"/>
         </w:rPr>
-        <w:t>订单管理页面使管理员全面掌控平台订单情况。可查看订单状态、处理异常订单、协调纠纷。保障交易流程顺畅，维护用户和陪玩权益，提升平台服务信誉。如图5.15所示。</w:t>
+        <w:t>订单管理页面使管理员全面掌控平台订单情况。可查看订单状态、查询订单信息、订单记录。保障交易流程顺畅，维护用户和陪玩权益，提升平台服务信誉。如图5.15所示。</w:t>
       </w:r>
     </w:p>
     <w:p>
